--- a/treasury-platform/docs/40-PERFORMANCE-MEASUREMENT.docx
+++ b/treasury-platform/docs/40-PERFORMANCE-MEASUREMENT.docx
@@ -598,7 +598,7 @@
                 <w:szCs w:val="18"/>
                 <w:rtl/>
               </w:rPr>
-              <w:t xml:space="preserve">. كل رقم هنا منقول منهما</w:t>
+              <w:t xml:space="preserve">. كل رقم هنا منقول منهما، إلا نتيجة الفحص بعد التشغيل المعتمد في §4.1، وهي معلَّمة بذلك</w:t>
             </w:r>
           </w:p>
         </w:tc>
@@ -1056,7 +1056,7 @@
           <w:szCs w:val="21"/>
           <w:rtl/>
         </w:rPr>
-        <w:t xml:space="preserve">صار الفحص اليومي يبدأ من آخر مرساة، فيكلّف 0.17 ثانية ليوم من 500 صف، والفحص الكامل أسبوعي (§4.1).</w:t>
+        <w:t xml:space="preserve">صار الفحص اليومي يبدأ من آخر مرساة، فكلّف في التشغيل المعتمد 206.40 مللي ثانية في p50 و244.25 في p95 ليوم من 500 صف (J4)، والفحص الكامل أسبوعي (§4.1).</w:t>
       </w:r>
     </w:p>
     <w:p>
@@ -8671,13 +8671,48 @@
       <w:r>
         <w:rPr>
           <w:rFonts w:ascii="Arial" w:cs="Arial" w:eastAsia="Arial" w:hAnsi="Arial"/>
+          <w:b/>
+          <w:bCs/>
+          <w:sz w:val="21"/>
+          <w:szCs w:val="21"/>
+          <w:rtl/>
+        </w:rPr>
+        <w:t xml:space="preserve">فحص بعد التشغيل المعتمد، ليس في </w:t>
+      </w:r>
+      <w:r>
+        <w:rPr>
+          <w:rFonts w:ascii="Courier New" w:cs="Courier New" w:eastAsia="Courier New" w:hAnsi="Courier New"/>
+          <w:b/>
+          <w:bCs/>
+          <w:color w:val="1F2937"/>
+          <w:sz w:val="18"/>
+          <w:szCs w:val="18"/>
+          <w:shd w:fill="F1F3F5" w:color="auto" w:val="clear"/>
+          <w:rtl/>
+        </w:rPr>
+        <w:t xml:space="preserve">‎perf-run.txt‎</w:t>
+      </w:r>
+      <w:r>
+        <w:rPr>
+          <w:rFonts w:ascii="Arial" w:cs="Arial" w:eastAsia="Arial" w:hAnsi="Arial"/>
+          <w:b/>
+          <w:bCs/>
+          <w:sz w:val="21"/>
+          <w:szCs w:val="21"/>
+          <w:rtl/>
+        </w:rPr>
+        <w:t xml:space="preserve">، ويظهر في التشغيل التالي:</w:t>
+      </w:r>
+      <w:r>
+        <w:rPr>
+          <w:rFonts w:ascii="Arial" w:cs="Arial" w:eastAsia="Arial" w:hAnsi="Arial"/>
           <w:b w:val="false"/>
           <w:bCs w:val="false"/>
           <w:sz w:val="21"/>
           <w:szCs w:val="21"/>
           <w:rtl/>
         </w:rPr>
-        <w:t xml:space="preserve">القراءات المنطقية لاستعلام السلسلة: من 2,422 إلى 176.</w:t>
+        <w:t xml:space="preserve"> القراءات المنطقية لاستعلام السلسلة من 2,422 إلى 176، وJ4 على القاعدة المحمَّلة من نحو 0.25 إلى 0.17 ثانية.</w:t>
       </w:r>
     </w:p>
     <w:p>
@@ -8699,29 +8734,7 @@
           <w:szCs w:val="21"/>
           <w:rtl/>
         </w:rPr>
-        <w:t xml:space="preserve">J4 على القاعدة المحمَّلة: من 0.25 إلى 0.17 ثانية.</w:t>
-      </w:r>
-    </w:p>
-    <w:p>
-      <w:pPr>
-        <w:pStyle w:val="ListParagraph"/>
-        <w:numPr>
-          <w:ilvl w:val="1"/>
-          <w:numId w:val="2"/>
-        </w:numPr>
-        <w:bidi/>
-        <w:spacing w:after="70" w:before="0" w:line="300"/>
-      </w:pPr>
-      <w:r>
-        <w:rPr>
-          <w:rFonts w:ascii="Arial" w:cs="Arial" w:eastAsia="Arial" w:hAnsi="Arial"/>
-          <w:b w:val="false"/>
-          <w:bCs w:val="false"/>
-          <w:sz w:val="21"/>
-          <w:szCs w:val="21"/>
-          <w:rtl/>
-        </w:rPr>
-        <w:t xml:space="preserve">هذان الرقمان من قياس مستقل بعد التشغيل المعتمد، لا من </w:t>
+        <w:t xml:space="preserve">والنتيجة المعتمدة لـJ4 تبقى نتيجة </w:t>
       </w:r>
       <w:r>
         <w:rPr>
@@ -8745,7 +8758,7 @@
           <w:szCs w:val="21"/>
           <w:rtl/>
         </w:rPr>
-        <w:t xml:space="preserve">، وتعيد أداة القياس إثباتهما في تشغيلها التالي.</w:t>
+        <w:t xml:space="preserve"> قبل هذا الإصلاح: 206.40 مللي ثانية في p50 و244.25 في p95 (§3).</w:t>
       </w:r>
     </w:p>
     <w:p>
@@ -10738,7 +10751,31 @@
           <w:szCs w:val="21"/>
           <w:rtl/>
         </w:rPr>
-        <w:t xml:space="preserve"> نحو 45 دقيقة بالأحجام الافتراضية.</w:t>
+        <w:t xml:space="preserve"> نحو 25 دقيقة بالأحجام الافتراضية (التشغيل المعتمد من 11:40:00 إلى 12:05:06، </w:t>
+      </w:r>
+      <w:r>
+        <w:rPr>
+          <w:rFonts w:ascii="Courier New" w:cs="Courier New" w:eastAsia="Courier New" w:hAnsi="Courier New"/>
+          <w:b w:val="false"/>
+          <w:bCs w:val="false"/>
+          <w:color w:val="1F2937"/>
+          <w:sz w:val="18"/>
+          <w:szCs w:val="18"/>
+          <w:shd w:fill="F1F3F5" w:color="auto" w:val="clear"/>
+          <w:rtl/>
+        </w:rPr>
+        <w:t xml:space="preserve">‎perf-run.txt‎</w:t>
+      </w:r>
+      <w:r>
+        <w:rPr>
+          <w:rFonts w:ascii="Arial" w:cs="Arial" w:eastAsia="Arial" w:hAnsi="Arial"/>
+          <w:b w:val="false"/>
+          <w:bCs w:val="false"/>
+          <w:sz w:val="21"/>
+          <w:szCs w:val="21"/>
+          <w:rtl/>
+        </w:rPr>
+        <w:t xml:space="preserve">).</w:t>
       </w:r>
     </w:p>
     <w:p>
